--- a/企业AI培训_交付包/高级课程_完整交付包/README_目录说明.docx
+++ b/企业AI培训_交付包/高级课程_完整交付包/README_目录说明.docx
@@ -2,7 +2,7 @@
 <file path=word/document.xml><?xml version="1.0" encoding="utf-8"?>
 <w:document xmlns:w="http://schemas.openxmlformats.org/wordprocessingml/2006/main" xmlns:m="http://schemas.openxmlformats.org/officeDocument/2006/math" xmlns:r="http://schemas.openxmlformats.org/officeDocument/2006/relationships" xmlns:o="urn:schemas-microsoft-com:office:office" xmlns:v="urn:schemas-microsoft-com:vml" xmlns:w10="urn:schemas-microsoft-com:office:word" xmlns:a="http://schemas.openxmlformats.org/drawingml/2006/main" xmlns:pic="http://schemas.openxmlformats.org/drawingml/2006/picture" xmlns:wp="http://schemas.openxmlformats.org/drawingml/2006/wordprocessingDrawing">
   <w:body>
-    <w:bookmarkStart w:id="16" w:name="高级课程-完整交付包ai-规划与治理-l4"/>
+    <w:bookmarkStart w:id="16" w:name="高级课程-完整交付包ai-规划与治理-通用企业版-v2.0"/>
     <w:p>
       <w:pPr>
         <w:pStyle w:val="Heading1"/>
@@ -38,7 +38,16 @@
         <w:rPr>
           <w:rFonts w:hint="eastAsia"/>
         </w:rPr>
-        <w:t xml:space="preserve">L4）</w:t>
+        <w:t xml:space="preserve">通用企业版</w:t>
+      </w:r>
+      <w:r>
+        <w:t xml:space="preserve"> </w:t>
+      </w:r>
+      <w:r>
+        <w:rPr>
+          <w:rFonts w:hint="eastAsia"/>
+        </w:rPr>
+        <w:t xml:space="preserve">V2.0）</w:t>
       </w:r>
     </w:p>
     <w:p>
@@ -49,7 +58,22 @@
         <w:rPr>
           <w:rFonts w:hint="eastAsia"/>
         </w:rPr>
-        <w:t xml:space="preserve">交付日期：2026-08-24</w:t>
+        <w:t xml:space="preserve">版本：</w:t>
+      </w:r>
+      <w:r>
+        <w:rPr>
+          <w:b/>
+          <w:bCs/>
+        </w:rPr>
+        <w:t xml:space="preserve">V2.0 </w:t>
+      </w:r>
+      <w:r>
+        <w:rPr>
+          <w:rFonts w:hint="eastAsia"/>
+          <w:b/>
+          <w:bCs/>
+        </w:rPr>
+        <w:t xml:space="preserve">通用企业版（2026-09-02）</w:t>
       </w:r>
       <w:r>
         <w:t xml:space="preserve"> </w:t>
@@ -104,6 +128,24 @@
           <w:rFonts w:hint="eastAsia"/>
         </w:rPr>
         <w:t xml:space="preserve">人小班</w:t>
+      </w:r>
+      <w:r>
+        <w:t xml:space="preserve"> </w:t>
+      </w:r>
+      <w:r>
+        <w:rPr>
+          <w:rFonts w:hint="eastAsia"/>
+        </w:rPr>
+        <w:t xml:space="preserve">上一版</w:t>
+      </w:r>
+      <w:r>
+        <w:t xml:space="preserve"> </w:t>
+      </w:r>
+      <w:r>
+        <w:rPr>
+          <w:rFonts w:hint="eastAsia"/>
+        </w:rPr>
+        <w:t xml:space="preserve">V1.0（制造业版，2026-08-24）归档至《行业案例包·制造业》</w:t>
       </w:r>
     </w:p>
     <w:bookmarkStart w:id="9" w:name="一目录清单"/>
@@ -528,7 +570,7 @@
               <w:pStyle w:val="Compact"/>
             </w:pPr>
             <w:r>
-              <w:t xml:space="preserve">CIO / CDO / </w:t>
+              <w:t xml:space="preserve">CIO / CDO / CTO / </w:t>
             </w:r>
             <w:r>
               <w:rPr>
@@ -543,7 +585,7 @@
               <w:rPr>
                 <w:rFonts w:hint="eastAsia"/>
               </w:rPr>
-              <w:t xml:space="preserve">厂长</w:t>
+              <w:t xml:space="preserve">CEO·总经理</w:t>
             </w:r>
             <w:r>
               <w:t xml:space="preserve"> / </w:t>
@@ -627,7 +669,7 @@
               <w:rPr>
                 <w:rFonts w:hint="eastAsia"/>
               </w:rPr>
-              <w:t xml:space="preserve">天战略沙盘；可选标杆参访（陕汽数字工匠</w:t>
+              <w:t xml:space="preserve">天战略沙盘；可选标杆参访（跨行业标杆，制造加开陕汽数字工匠</w:t>
             </w:r>
             <w:r>
               <w:t xml:space="preserve"> / </w:t>
@@ -1361,16 +1403,16 @@
         <w:rPr>
           <w:rFonts w:hint="eastAsia"/>
         </w:rPr>
-        <w:t xml:space="preserve">锚点：1000</w:t>
-      </w:r>
-      <w:r>
-        <w:t xml:space="preserve"> </w:t>
-      </w:r>
-      <w:r>
-        <w:rPr>
-          <w:rFonts w:hint="eastAsia"/>
-        </w:rPr>
-        <w:t xml:space="preserve">工业智能体</w:t>
+        <w:t xml:space="preserve">锚点：约</w:t>
+      </w:r>
+      <w:r>
+        <w:t xml:space="preserve"> 1000 </w:t>
+      </w:r>
+      <w:r>
+        <w:rPr>
+          <w:rFonts w:hint="eastAsia"/>
+        </w:rPr>
+        <w:t xml:space="preserve">行业智能体</w:t>
       </w:r>
       <w:r>
         <w:t xml:space="preserve"> / 500 </w:t>
@@ -1464,7 +1506,7 @@
         <w:rPr>
           <w:rFonts w:hint="eastAsia"/>
         </w:rPr>
-        <w:t xml:space="preserve">标杆参访（陕汽）是否纳入报价</w:t>
+        <w:t xml:space="preserve">标杆参访（跨行业标杆，制造客户加开陕汽）是否纳入报价</w:t>
       </w:r>
     </w:p>
     <w:bookmarkEnd w:id="15"/>

--- a/企业AI培训_交付包/高级课程_完整交付包/README_目录说明.docx
+++ b/企业AI培训_交付包/高级课程_完整交付包/README_目录说明.docx
@@ -457,6 +457,243 @@
                 <w:rFonts w:hint="eastAsia"/>
               </w:rPr>
               <w:t xml:space="preserve">讲师逐模块讲稿（含沙盘组织与答辩评审细则）</w:t>
+            </w:r>
+          </w:p>
+        </w:tc>
+      </w:tr>
+      <w:tr>
+        <w:tc>
+          <w:tcPr/>
+          <w:p>
+            <w:pPr>
+              <w:pStyle w:val="Compact"/>
+            </w:pPr>
+            <w:r>
+              <w:rPr>
+                <w:rFonts w:hint="eastAsia"/>
+              </w:rPr>
+              <w:t xml:space="preserve">05_学员资源</w:t>
+            </w:r>
+          </w:p>
+        </w:tc>
+        <w:tc>
+          <w:tcPr/>
+          <w:p>
+            <w:pPr>
+              <w:pStyle w:val="Compact"/>
+            </w:pPr>
+            <w:r>
+              <w:rPr>
+                <w:rFonts w:hint="eastAsia"/>
+              </w:rPr>
+              <w:t xml:space="preserve">高管工具包_速查卡.md</w:t>
+            </w:r>
+            <w:r>
+              <w:t xml:space="preserve"> / </w:t>
+            </w:r>
+            <w:r>
+              <w:rPr>
+                <w:rFonts w:hint="eastAsia"/>
+              </w:rPr>
+              <w:t xml:space="preserve">.docx；企业AI规划路线图_模板.md</w:t>
+            </w:r>
+            <w:r>
+              <w:t xml:space="preserve"> / .docx</w:t>
+            </w:r>
+          </w:p>
+        </w:tc>
+        <w:tc>
+          <w:tcPr/>
+          <w:p>
+            <w:pPr>
+              <w:pStyle w:val="Compact"/>
+            </w:pPr>
+            <w:r>
+              <w:t xml:space="preserve">H1-H6 </w:t>
+            </w:r>
+            <w:r>
+              <w:rPr>
+                <w:rFonts w:hint="eastAsia"/>
+              </w:rPr>
+              <w:t xml:space="preserve">框架速查</w:t>
+            </w:r>
+            <w:r>
+              <w:t xml:space="preserve"> + </w:t>
+            </w:r>
+            <w:r>
+              <w:rPr>
+                <w:rFonts w:hint="eastAsia"/>
+              </w:rPr>
+              <w:t xml:space="preserve">沙盘</w:t>
+            </w:r>
+            <w:r>
+              <w:t xml:space="preserve"> 8 </w:t>
+            </w:r>
+            <w:r>
+              <w:rPr>
+                <w:rFonts w:hint="eastAsia"/>
+              </w:rPr>
+              <w:t xml:space="preserve">部分填空模板（直接上董事会）</w:t>
+            </w:r>
+          </w:p>
+        </w:tc>
+      </w:tr>
+      <w:tr>
+        <w:tc>
+          <w:tcPr/>
+          <w:p>
+            <w:pPr>
+              <w:pStyle w:val="Compact"/>
+            </w:pPr>
+            <w:r>
+              <w:rPr>
+                <w:rFonts w:hint="eastAsia"/>
+              </w:rPr>
+              <w:t xml:space="preserve">06_考核认证</w:t>
+            </w:r>
+          </w:p>
+        </w:tc>
+        <w:tc>
+          <w:tcPr/>
+          <w:p>
+            <w:pPr>
+              <w:pStyle w:val="Compact"/>
+            </w:pPr>
+            <w:r>
+              <w:rPr>
+                <w:rFonts w:hint="eastAsia"/>
+              </w:rPr>
+              <w:t xml:space="preserve">考核认证_规划方案与答辩评分模板.md</w:t>
+            </w:r>
+            <w:r>
+              <w:t xml:space="preserve"> / .docx</w:t>
+            </w:r>
+          </w:p>
+        </w:tc>
+        <w:tc>
+          <w:tcPr/>
+          <w:p>
+            <w:pPr>
+              <w:pStyle w:val="Compact"/>
+            </w:pPr>
+            <w:r>
+              <w:rPr>
+                <w:rFonts w:hint="eastAsia"/>
+              </w:rPr>
+              <w:t xml:space="preserve">规划方案</w:t>
+            </w:r>
+            <w:r>
+              <w:t xml:space="preserve"> 6 </w:t>
+            </w:r>
+            <w:r>
+              <w:rPr>
+                <w:rFonts w:hint="eastAsia"/>
+              </w:rPr>
+              <w:t xml:space="preserve">维评分</w:t>
+            </w:r>
+            <w:r>
+              <w:t xml:space="preserve"> + </w:t>
+            </w:r>
+            <w:r>
+              <w:rPr>
+                <w:rFonts w:hint="eastAsia"/>
+              </w:rPr>
+              <w:t xml:space="preserve">路线图答辩三把刀</w:t>
+            </w:r>
+            <w:r>
+              <w:t xml:space="preserve"> + </w:t>
+            </w:r>
+            <w:r>
+              <w:rPr>
+                <w:rFonts w:hint="eastAsia"/>
+              </w:rPr>
+              <w:t xml:space="preserve">发证标准</w:t>
+            </w:r>
+          </w:p>
+        </w:tc>
+      </w:tr>
+      <w:tr>
+        <w:tc>
+          <w:tcPr/>
+          <w:p>
+            <w:pPr>
+              <w:pStyle w:val="Compact"/>
+            </w:pPr>
+            <w:r>
+              <w:rPr>
+                <w:rFonts w:hint="eastAsia"/>
+              </w:rPr>
+              <w:t xml:space="preserve">07_讲师资源</w:t>
+            </w:r>
+          </w:p>
+        </w:tc>
+        <w:tc>
+          <w:tcPr/>
+          <w:p>
+            <w:pPr>
+              <w:pStyle w:val="Compact"/>
+            </w:pPr>
+            <w:r>
+              <w:rPr>
+                <w:rFonts w:hint="eastAsia"/>
+              </w:rPr>
+              <w:t xml:space="preserve">讲师授课指南.md</w:t>
+            </w:r>
+            <w:r>
+              <w:t xml:space="preserve"> / .docx</w:t>
+            </w:r>
+          </w:p>
+        </w:tc>
+        <w:tc>
+          <w:tcPr/>
+          <w:p>
+            <w:pPr>
+              <w:pStyle w:val="Compact"/>
+            </w:pPr>
+            <w:r>
+              <w:t xml:space="preserve">16-24 </w:t>
+            </w:r>
+            <w:r>
+              <w:rPr>
+                <w:rFonts w:hint="eastAsia"/>
+              </w:rPr>
+              <w:t xml:space="preserve">课时排课</w:t>
+            </w:r>
+            <w:r>
+              <w:t xml:space="preserve"> + H7 </w:t>
+            </w:r>
+            <w:r>
+              <w:rPr>
+                <w:rFonts w:hint="eastAsia"/>
+              </w:rPr>
+              <w:t xml:space="preserve">沙盘</w:t>
+            </w:r>
+            <w:r>
+              <w:t xml:space="preserve"> 2 </w:t>
+            </w:r>
+            <w:r>
+              <w:rPr>
+                <w:rFonts w:hint="eastAsia"/>
+              </w:rPr>
+              <w:t xml:space="preserve">天主持稿</w:t>
+            </w:r>
+            <w:r>
+              <w:t xml:space="preserve"> + </w:t>
+            </w:r>
+            <w:r>
+              <w:rPr>
+                <w:rFonts w:hint="eastAsia"/>
+              </w:rPr>
+              <w:t xml:space="preserve">标杆参访设计</w:t>
+            </w:r>
+            <w:r>
+              <w:t xml:space="preserve"> + </w:t>
+            </w:r>
+            <w:r>
+              <w:rPr>
+                <w:rFonts w:hint="eastAsia"/>
+              </w:rPr>
+              <w:t xml:space="preserve">高管异议应答</w:t>
             </w:r>
           </w:p>
         </w:tc>

--- a/企业AI培训_交付包/高级课程_完整交付包/README_目录说明.docx
+++ b/企业AI培训_交付包/高级课程_完整交付包/README_目录说明.docx
@@ -498,7 +498,108 @@
               <w:t xml:space="preserve">.docx；企业AI规划路线图_模板.md</w:t>
             </w:r>
             <w:r>
+              <w:t xml:space="preserve"> / </w:t>
+            </w:r>
+            <w:r>
+              <w:rPr>
+                <w:rFonts w:hint="eastAsia"/>
+              </w:rPr>
+              <w:t xml:space="preserve">.docx；</w:t>
+            </w:r>
+            <w:r>
+              <w:rPr>
+                <w:rFonts w:hint="eastAsia"/>
+                <w:b/>
+                <w:bCs/>
+              </w:rPr>
+              <w:t xml:space="preserve">AI项目ROI看板_模板.md</w:t>
+            </w:r>
+            <w:r>
+              <w:rPr>
+                <w:b/>
+                <w:bCs/>
+              </w:rPr>
               <w:t xml:space="preserve"> / .docx</w:t>
+            </w:r>
+            <w:r>
+              <w:rPr>
+                <w:rFonts w:hint="eastAsia"/>
+              </w:rPr>
+              <w:t xml:space="preserve">；</w:t>
+            </w:r>
+            <w:r>
+              <w:rPr>
+                <w:rFonts w:hint="eastAsia"/>
+                <w:b/>
+                <w:bCs/>
+              </w:rPr>
+              <w:t xml:space="preserve">标杆案例集.md</w:t>
+            </w:r>
+            <w:r>
+              <w:rPr>
+                <w:b/>
+                <w:bCs/>
+              </w:rPr>
+              <w:t xml:space="preserve"> / .docx</w:t>
+            </w:r>
+            <w:r>
+              <w:rPr>
+                <w:rFonts w:hint="eastAsia"/>
+              </w:rPr>
+              <w:t xml:space="preserve">；</w:t>
+            </w:r>
+            <w:r>
+              <w:rPr>
+                <w:rFonts w:hint="eastAsia"/>
+                <w:b/>
+                <w:bCs/>
+              </w:rPr>
+              <w:t xml:space="preserve">八支柱工具包_01_AI倡导者手册</w:t>
+            </w:r>
+            <w:r>
+              <w:rPr>
+                <w:b/>
+                <w:bCs/>
+              </w:rPr>
+              <w:t xml:space="preserve"> / </w:t>
+            </w:r>
+            <w:r>
+              <w:rPr>
+                <w:rFonts w:hint="eastAsia"/>
+                <w:b/>
+                <w:bCs/>
+              </w:rPr>
+              <w:t xml:space="preserve">02_实践社区章程</w:t>
+            </w:r>
+            <w:r>
+              <w:rPr>
+                <w:b/>
+                <w:bCs/>
+              </w:rPr>
+              <w:t xml:space="preserve"> / </w:t>
+            </w:r>
+            <w:r>
+              <w:rPr>
+                <w:rFonts w:hint="eastAsia"/>
+                <w:b/>
+                <w:bCs/>
+              </w:rPr>
+              <w:t xml:space="preserve">03_分级工具政策模板（各</w:t>
+            </w:r>
+            <w:r>
+              <w:rPr>
+                <w:b/>
+                <w:bCs/>
+              </w:rPr>
+              <w:t xml:space="preserve"> .md / </w:t>
+            </w:r>
+            <w:r>
+              <w:rPr>
+                <w:rFonts w:hint="eastAsia"/>
+                <w:b/>
+                <w:bCs/>
+              </w:rPr>
+              <w:t xml:space="preserve">.docx）</w:t>
             </w:r>
           </w:p>
         </w:tc>
@@ -533,7 +634,34 @@
               <w:rPr>
                 <w:rFonts w:hint="eastAsia"/>
               </w:rPr>
-              <w:t xml:space="preserve">部分填空模板（直接上董事会）</w:t>
+              <w:t xml:space="preserve">部分填空模板（直接上董事会）+</w:t>
+            </w:r>
+            <w:r>
+              <w:t xml:space="preserve"> ROI </w:t>
+            </w:r>
+            <w:r>
+              <w:rPr>
+                <w:rFonts w:hint="eastAsia"/>
+              </w:rPr>
+              <w:t xml:space="preserve">月度看板（先建看板再谈投入）+</w:t>
+            </w:r>
+            <w:r>
+              <w:t xml:space="preserve"> </w:t>
+            </w:r>
+            <w:r>
+              <w:rPr>
+                <w:rFonts w:hint="eastAsia"/>
+              </w:rPr>
+              <w:t xml:space="preserve">标杆拆解教材与学员作业表</w:t>
+            </w:r>
+            <w:r>
+              <w:t xml:space="preserve"> + </w:t>
+            </w:r>
+            <w:r>
+              <w:rPr>
+                <w:rFonts w:hint="eastAsia"/>
+              </w:rPr>
+              <w:t xml:space="preserve">八支柱三件落地文件（招募公告/社区章程/分级矩阵，可直接签发）</w:t>
             </w:r>
           </w:p>
         </w:tc>
@@ -1033,7 +1161,52 @@
         <w:rPr>
           <w:rFonts w:hint="eastAsia"/>
         </w:rPr>
-        <w:t xml:space="preserve">随课交付物四件：学员手册</w:t>
+        <w:t xml:space="preserve">随课交付物（均在</w:t>
+      </w:r>
+      <w:r>
+        <w:t xml:space="preserve"> </w:t>
+      </w:r>
+      <w:r>
+        <w:rPr>
+          <w:rFonts w:hint="eastAsia"/>
+        </w:rPr>
+        <w:t xml:space="preserve">05_学员资源，md+docx</w:t>
+      </w:r>
+      <w:r>
+        <w:t xml:space="preserve"> </w:t>
+      </w:r>
+      <w:r>
+        <w:rPr>
+          <w:rFonts w:hint="eastAsia"/>
+        </w:rPr>
+        <w:t xml:space="preserve">成对）：学员手册（=04</w:t>
+      </w:r>
+      <w:r>
+        <w:t xml:space="preserve"> </w:t>
+      </w:r>
+      <w:r>
+        <w:rPr>
+          <w:rFonts w:hint="eastAsia"/>
+        </w:rPr>
+        <w:t xml:space="preserve">讲义学员版）/</w:t>
+      </w:r>
+      <w:r>
+        <w:t xml:space="preserve"> </w:t>
+      </w:r>
+      <w:r>
+        <w:rPr>
+          <w:rFonts w:hint="eastAsia"/>
+        </w:rPr>
+        <w:t xml:space="preserve">标杆案例集</w:t>
+      </w:r>
+      <w:r>
+        <w:t xml:space="preserve"> / ROI </w:t>
+      </w:r>
+      <w:r>
+        <w:rPr>
+          <w:rFonts w:hint="eastAsia"/>
+        </w:rPr>
+        <w:t xml:space="preserve">看板模板</w:t>
       </w:r>
       <w:r>
         <w:t xml:space="preserve"> / </w:t>
@@ -1042,25 +1215,25 @@
         <w:rPr>
           <w:rFonts w:hint="eastAsia"/>
         </w:rPr>
-        <w:t xml:space="preserve">标杆案例集</w:t>
-      </w:r>
-      <w:r>
-        <w:t xml:space="preserve"> / ROI </w:t>
-      </w:r>
-      <w:r>
-        <w:rPr>
-          <w:rFonts w:hint="eastAsia"/>
-        </w:rPr>
-        <w:t xml:space="preserve">看板模板</w:t>
-      </w:r>
-      <w:r>
-        <w:t xml:space="preserve"> / </w:t>
-      </w:r>
-      <w:r>
-        <w:rPr>
-          <w:rFonts w:hint="eastAsia"/>
-        </w:rPr>
-        <w:t xml:space="preserve">八支柱工具包</w:t>
+        <w:t xml:space="preserve">八支柱工具包（倡导者手册+社区章程+分级政策模板）+</w:t>
+      </w:r>
+      <w:r>
+        <w:t xml:space="preserve"> </w:t>
+      </w:r>
+      <w:r>
+        <w:rPr>
+          <w:rFonts w:hint="eastAsia"/>
+        </w:rPr>
+        <w:t xml:space="preserve">企业</w:t>
+      </w:r>
+      <w:r>
+        <w:t xml:space="preserve"> AI </w:t>
+      </w:r>
+      <w:r>
+        <w:rPr>
+          <w:rFonts w:hint="eastAsia"/>
+        </w:rPr>
+        <w:t xml:space="preserve">规划路线图模板</w:t>
       </w:r>
     </w:p>
     <w:p>
